--- a/published/ai-family/04_screens_toys_tools/04_cognition/lab-protocols/04_cognition-lab.docx
+++ b/published/ai-family/04_screens_toys_tools/04_cognition/lab-protocols/04_cognition-lab.docx
@@ -4,32 +4,84 @@
   <w:body>
     <w:p>
       <w:r>
-        <w:t>Lab: Exploring Cognition</w:t>
+        <w:t>Lab: The Paper Search Engine</w:t>
       </w:r>
     </w:p>
     <w:p>
       <w:r>
-        <w:t>Objective</w:t>
+        <w:t>Goal</w:t>
       </w:r>
     </w:p>
     <w:p>
       <w:r>
-        <w:t>Design and simulate a simple agent that demonstrates the principles of Cognition .</w:t>
+        <w:t>To understand how a Search Engine Indexes information.</w:t>
       </w:r>
     </w:p>
     <w:p>
       <w:r>
-        <w:t>Prerequisites</w:t>
+        <w:t>What You Need</w:t>
       </w:r>
     </w:p>
     <w:p>
       <w:r>
-        <w:t>Basic understanding of Python or a relevant simulation tool.  Familiarity with the formal definition of Cognition.   Steps</w:t>
+        <w:t>20 Index Cards.  Books/Magazines.   Steps</w:t>
       </w:r>
     </w:p>
     <w:p>
       <w:r>
-        <w:t>Define the Environment : Create a simple grid world or state space relevant to Family.  Define the Agent : Specify the agent's generative model, focusing on Cognition.  Simulation : Run the agent for 100 timesteps.  Perturbation : Introduce a specific challenge to Cognition (e.g., increased noise, occlusion).  Analysis : Plot the Free Energy over time. Does the agent successfully adapt?   Discussion Requirements</w:t>
+        <w:t>1. The Indexing (The Crawler)</w:t>
+      </w:r>
+    </w:p>
+    <w:p>
+      <w:r>
+        <w:t>Look through the books.</w:t>
+        <w:br/>
+        <w:t>Write down a keyword on a card ("Dinosaur", "Space", "Cake").</w:t>
+        <w:br/>
+        <w:t>Write the Page Number where you found it.</w:t>
+      </w:r>
+    </w:p>
+    <w:p>
+      <w:r>
+        <w:t>2. The Sorting</w:t>
+      </w:r>
+    </w:p>
+    <w:p>
+      <w:r>
+        <w:t>Put the cards in Alphabetical Order.</w:t>
+        <w:br/>
+        <w:t>This is what Google does. It organizes the words so it can find them fast.</w:t>
+      </w:r>
+    </w:p>
+    <w:p>
+      <w:r>
+        <w:t>3. The Search</w:t>
+      </w:r>
+    </w:p>
+    <w:p>
+      <w:r>
+        <w:t>Ask a friend: "Find me a Dinosaur."</w:t>
+        <w:br/>
+        <w:t>Instead of looking through every book, look at the Index Cards.</w:t>
+        <w:br/>
+        <w:t>D -&gt; Dinosaur -&gt; Page 42.</w:t>
+        <w:br/>
+        <w:t>Boom! Fast retrieval.</w:t>
+      </w:r>
+    </w:p>
+    <w:p>
+      <w:r>
+        <w:t>Discussion</w:t>
+      </w:r>
+    </w:p>
+    <w:p>
+      <w:r>
+        <w:t>How long would it take to find the dinosaur without the index?  This is why we need computers to organize the world's data.   What We Learned</w:t>
+      </w:r>
+    </w:p>
+    <w:p>
+      <w:r>
+        <w:t>Algorithms help us organize chaos into order.</w:t>
       </w:r>
     </w:p>
     <w:sectPr>
